--- a/docs/a traduire/4/Chapter_IV_Mechanisms_Competitive_Advantage_EN.docx
+++ b/docs/a traduire/4/Chapter_IV_Mechanisms_Competitive_Advantage_EN.docx
@@ -100,7 +100,7 @@
                 <w:color w:val="1A2744"/>
                 <w:sz w:val="22"/>
               </w:rPr>
-              <w:t>76.9% global operational AI compute = USA</w:t>
+              <w:t>78.9% global operational AI compute = USA</w:t>
             </w:r>
           </w:p>
         </w:tc>
@@ -142,7 +142,7 @@
                 <w:color w:val="1A2744"/>
                 <w:sz w:val="22"/>
               </w:rPr>
-              <w:t>3.46:1 CACI ratio US/EU (Power Mode)</w:t>
+              <w:t>3.64:1 CACI ratio US/EU (Power Mode)</w:t>
             </w:r>
           </w:p>
         </w:tc>
@@ -277,7 +277,7 @@
           <w:color w:val="555555"/>
           <w:sz w:val="22"/>
         </w:rPr>
-        <w:t>Chapter III established the facts: the United States concentrates 76.9 percent of operational global AI compute (49.9 percent if planned clusters are included), 45 percent of data center energy consumption, and controls 70 percent of the European cloud market through three hyperscalers. This chapter analyses the mechanisms through which this compute asymmetry translates into measurable competitive advantage. We identify four transmission channels: training costs as a barrier to entry, cloud concentration as a vector of dependence, regionally differentiated productivity, and the capture of innovation rents by first movers.</w:t>
+        <w:t>Chapter III established the facts: the United States concentrates 78.9 percent of operational global AI compute (49.9 percent if planned clusters are included), 45 percent of data center energy consumption, and controls 70 percent of the European cloud market through three hyperscalers. This chapter analyses the mechanisms through which this compute asymmetry translates into measurable competitive advantage. We identify four transmission channels: training costs as a barrier to entry, cloud concentration as a vector of dependence, regionally differentiated productivity, and the capture of innovation rents by first movers.</w:t>
       </w:r>
     </w:p>
     <w:p>
@@ -682,7 +682,7 @@
           <w:color w:val="202020"/>
           <w:sz w:val="22"/>
         </w:rPr>
-        <w:t>This investment deficit, combined with the compute asymmetry and energy costs, produces a conditional AI productivity gap. In our modelling, we distinguish between theoretical potential (identical for US and EU with comparable sectoral structures) and achievable potential, which depends on effective compute access. With a CACI(US)/CACI(EU) of 3.46:1 in Power Mode (Chapter III) on the April 2026 dashboard snapshot, the achievable European potential is structurally inferior. Translated into normalised CACI scores, the EU sits at 28.9 against a US benchmark of 100, France at 25.3, Germany at 5.4 - the gap is therefore not 7 to 12 times inferior as earlier analyses suggested, but is precisely 3.46 to 1 in compute-adjusted competitive intensity, with sharp variation across member states.</w:t>
+        <w:t>This investment deficit, combined with the compute asymmetry and energy costs, produces a conditional AI productivity gap. In our modelling, we distinguish between theoretical potential (identical for US and EU with comparable sectoral structures) and achievable potential, which depends on effective compute access. With a CACI(US)/CACI(EU) of 3.64:1 in Power Mode (Chapter III) on the April 2026 dashboard snapshot, the achievable European potential is structurally inferior. Translated into normalised CACI scores, the EU sits at 28.9 against a US benchmark of 100, France at 25.3, Germany at 5.4 - the gap is therefore not 7 to 12 times inferior as earlier analyses suggested, but is precisely 3.64 to 1 in compute-adjusted competitive intensity, with sharp variation across member states.</w:t>
       </w:r>
     </w:p>
     <w:p>
@@ -847,7 +847,7 @@
           <w:color w:val="202020"/>
           <w:sz w:val="22"/>
         </w:rPr>
-        <w:t>The four channels identified form a reinforcing system. The compute asymmetry (Chapter III) feeds differentiated training costs (4.1), which strengthen dependence on US cloud (4.2), which constrains achievable productivity (4.3), which slows European investment and reinforces rent capture by American players (4.4), which in turn widens the compute gap. With the April 2026 snapshot of 76.9 percent operational compute share, 1.59x PPA-adjusted energy cost and a CACI Power Mode ratio of 3.46:1, this circle constitutes what Farrell and Newman (2019) would describe as structural interdependence weaponisation: European dependence on American infrastructure, initially founded on economic efficiency, becomes a lever of geopolitical power when instrumentalised by measures such as Section 232.</w:t>
+        <w:t>The four channels identified form a reinforcing system. The compute asymmetry (Chapter III) feeds differentiated training costs (4.1), which strengthen dependence on US cloud (4.2), which constrains achievable productivity (4.3), which slows European investment and reinforces rent capture by American players (4.4), which in turn widens the compute gap. With the April 2026 snapshot of 78.9 percent operational compute share, 1.59x PPA-adjusted energy cost and a CACI Power Mode ratio of 3.64:1, this circle constitutes what Farrell and Newman (2019) would describe as structural interdependence weaponisation: European dependence on American infrastructure, initially founded on economic efficiency, becomes a lever of geopolitical power when instrumentalised by measures such as Section 232.</w:t>
       </w:r>
     </w:p>
     <w:p>
@@ -1943,7 +1943,7 @@
                 <w:color w:val="202020"/>
                 <w:sz w:val="20"/>
               </w:rPr>
-              <w:t>3.46:1</w:t>
+              <w:t>3.64:1</w:t>
             </w:r>
           </w:p>
         </w:tc>

--- a/docs/a traduire/4/Chapter_IV_Mechanisms_Competitive_Advantage_EN.docx
+++ b/docs/a traduire/4/Chapter_IV_Mechanisms_Competitive_Advantage_EN.docx
@@ -142,7 +142,7 @@
                 <w:color w:val="1A2744"/>
                 <w:sz w:val="22"/>
               </w:rPr>
-              <w:t>3.64:1 CACI ratio US/EU (Power Mode)</w:t>
+              <w:t>3.47:1 CACI ratio US/EU (Power Mode)</w:t>
             </w:r>
           </w:p>
         </w:tc>
@@ -682,7 +682,7 @@
           <w:color w:val="202020"/>
           <w:sz w:val="22"/>
         </w:rPr>
-        <w:t>This investment deficit, combined with the compute asymmetry and energy costs, produces a conditional AI productivity gap. In our modelling, we distinguish between theoretical potential (identical for US and EU with comparable sectoral structures) and achievable potential, which depends on effective compute access. With a CACI(US)/CACI(EU) of 3.64:1 in Power Mode (Chapter III) on the April 2026 dashboard snapshot, the achievable European potential is structurally inferior. Translated into normalised CACI scores, the EU sits at 28.9 against a US benchmark of 100, France at 25.3, Germany at 5.4 - the gap is therefore not 7 to 12 times inferior as earlier analyses suggested, but is precisely 3.64 to 1 in compute-adjusted competitive intensity, with sharp variation across member states.</w:t>
+        <w:t>This investment deficit, combined with the compute asymmetry and energy costs, produces a conditional AI productivity gap. In our modelling, we distinguish between theoretical potential (identical for US and EU with comparable sectoral structures) and achievable potential, which depends on effective compute access. With a CACI(US)/CACI(EU) of 3.47:1 in Power Mode (Chapter III) on the April 2026 dashboard snapshot, the achievable European potential is structurally inferior. Translated into normalised CACI scores, the EU sits at 28.9 against a US benchmark of 100, France at 25.3, Germany at 5.4 - the gap is therefore not 7 to 12 times inferior as earlier analyses suggested, but is precisely 3.47 to 1 in compute-adjusted competitive intensity, with sharp variation across member states.</w:t>
       </w:r>
     </w:p>
     <w:p>
@@ -847,7 +847,7 @@
           <w:color w:val="202020"/>
           <w:sz w:val="22"/>
         </w:rPr>
-        <w:t>The four channels identified form a reinforcing system. The compute asymmetry (Chapter III) feeds differentiated training costs (4.1), which strengthen dependence on US cloud (4.2), which constrains achievable productivity (4.3), which slows European investment and reinforces rent capture by American players (4.4), which in turn widens the compute gap. With the April 2026 snapshot of 78.9 percent operational compute share, 1.59x PPA-adjusted energy cost and a CACI Power Mode ratio of 3.64:1, this circle constitutes what Farrell and Newman (2019) would describe as structural interdependence weaponisation: European dependence on American infrastructure, initially founded on economic efficiency, becomes a lever of geopolitical power when instrumentalised by measures such as Section 232.</w:t>
+        <w:t>The four channels identified form a reinforcing system. The compute asymmetry (Chapter III) feeds differentiated training costs (4.1), which strengthen dependence on US cloud (4.2), which constrains achievable productivity (4.3), which slows European investment and reinforces rent capture by American players (4.4), which in turn widens the compute gap. With the April 2026 snapshot of 78.9 percent operational compute share, 1.59x PPA-adjusted energy cost and a CACI Power Mode ratio of 3.47:1, this circle constitutes what Farrell and Newman (2019) would describe as structural interdependence weaponisation: European dependence on American infrastructure, initially founded on economic efficiency, becomes a lever of geopolitical power when instrumentalised by measures such as Section 232.</w:t>
       </w:r>
     </w:p>
     <w:p>
@@ -1943,7 +1943,7 @@
                 <w:color w:val="202020"/>
                 <w:sz w:val="20"/>
               </w:rPr>
-              <w:t>3.64:1</w:t>
+              <w:t>3.47:1</w:t>
             </w:r>
           </w:p>
         </w:tc>
